--- a/downloads/production/kdp/interior-prototypes/volume-1/volume-1-6x9-interior-prototype.docx
+++ b/downloads/production/kdp/interior-prototypes/volume-1/volume-1-6x9-interior-prototype.docx
@@ -665,7 +665,7 @@
           <w:color w:val="585858"/>
           <w:sz w:val="18"/>
         </w:rPr>
-        <w:t>Take one surrendered step before worry gets the first word.</w:t>
+        <w:t>Begin this morning received, not measured; let the Father's welcome steady your first step.</w:t>
       </w:r>
       <w:r>
         <w:br w:type="page"/>
@@ -978,7 +978,7 @@
           <w:color w:val="585858"/>
           <w:sz w:val="18"/>
         </w:rPr>
-        <w:t>Let prayer turn insight into obedience before noon.</w:t>
+        <w:t>Walk into today from belovedness; no fear gets to write your name before the Father does.</w:t>
       </w:r>
       <w:r>
         <w:br w:type="page"/>
@@ -1137,7 +1137,7 @@
           <w:color w:val="1F1F1F"/>
           <w:sz w:val="20"/>
         </w:rPr>
-        <w:t>Today is not asking for a dramatic religious performance. It is asking for the next faithful step. Walk in His way in the conversation in front of you. Serve Him in the task already in your hand. Love Him by refusing to give fear the steering wheel.</w:t>
+        <w:t>Today is not asking for a dramatic religious self-measuring. It is asking for the next faithful step. Walk in His way in the conversation in front of you. Serve Him in the task already in your hand. Love Him by refusing to give fear the steering wheel.</w:t>
       </w:r>
     </w:p>
     <w:tbl>
@@ -1291,7 +1291,7 @@
           <w:color w:val="585858"/>
           <w:sz w:val="18"/>
         </w:rPr>
-        <w:t>Start from what God has revealed, not from what the day is demanding.</w:t>
+        <w:t>Let one ordinary task become worship, and let the Father's steadiness meet you there.</w:t>
       </w:r>
       <w:r>
         <w:br w:type="page"/>
@@ -1326,7 +1326,7 @@
           <w:color w:val="292422"/>
           <w:sz w:val="36"/>
         </w:rPr>
-        <w:t>Walk in Grace Before Performance</w:t>
+        <w:t>Walk in Grace Before Striving</w:t>
       </w:r>
     </w:p>
     <w:p>
@@ -1604,7 +1604,7 @@
           <w:color w:val="585858"/>
           <w:sz w:val="18"/>
         </w:rPr>
-        <w:t>Do not rush past the verse; let it steady you before you move.</w:t>
+        <w:t>Lay down one mask today and let grace tell the truth gently before you strive.</w:t>
       </w:r>
       <w:r>
         <w:br w:type="page"/>
@@ -1917,7 +1917,7 @@
           <w:color w:val="585858"/>
           <w:sz w:val="18"/>
         </w:rPr>
-        <w:t>Let the Spirit press this from information into formation.</w:t>
+        <w:t>Let peace make room for mercy; notice one person the Father's love is asking you to see.</w:t>
       </w:r>
       <w:r>
         <w:br w:type="page"/>
@@ -2230,7 +2230,7 @@
           <w:color w:val="585858"/>
           <w:sz w:val="18"/>
         </w:rPr>
-        <w:t>Take one surrendered step before worry gets the first word.</w:t>
+        <w:t>When the timeline feels tight, choose one patient breath and cling to the Father before control reaches for the wheel.</w:t>
       </w:r>
       <w:r>
         <w:br w:type="page"/>
@@ -2310,7 +2310,7 @@
                 <w:color w:val="292422"/>
                 <w:sz w:val="18"/>
               </w:rPr>
-              <w:t xml:space="preserve">Production lens correction: </w:t>
+              <w:t xml:space="preserve">Context and language lens: </w:t>
             </w:r>
             <w:r>
               <w:rPr>
@@ -2318,7 +2318,7 @@
                 <w:color w:val="1F1F1F"/>
                 <w:sz w:val="18"/>
               </w:rPr>
-              <w:t>The architecture assigned `gaal`; the production lens is corrected to `mul/levav` - circumcision of the heart, an inward work of covenant renewal. This better matches the passage and prevents decorative language use.</w:t>
+              <w:t>`mul/levav` - circumcision of the heart, an inward work of covenant renewal. The passage points to inward covenant renewal rather than decorative language.</w:t>
             </w:r>
           </w:p>
         </w:tc>
@@ -2389,7 +2389,7 @@
           <w:color w:val="1F1F1F"/>
           <w:sz w:val="20"/>
         </w:rPr>
-        <w:t>This is also an Adventist-safe Sabbath guardrail for the whole devotional system: obedience is not presented as earning love. True obedience grows from a heart renewed by God. The seventh-day Sabbath, and every act of faithful living, should be received as a gift-shaped response to the Creator and Redeemer, not as a badge of spiritual superiority.</w:t>
+        <w:t>For Adventist readers, this matters deeply: obedience is not presented as a way to earn love. True obedience grows from a heart renewed by God. The seventh-day Sabbath, and every act of faithful living, can be received as a gift-shaped response to the Creator and Redeemer, not as a badge of spiritual superiority.</w:t>
       </w:r>
     </w:p>
     <w:p>
@@ -2559,7 +2559,7 @@
           <w:color w:val="585858"/>
           <w:sz w:val="18"/>
         </w:rPr>
-        <w:t>Let prayer turn insight into obedience before noon.</w:t>
+        <w:t>Open the guarded place to the Father; obedience can grow from renewed love, not fear.</w:t>
       </w:r>
       <w:r>
         <w:br w:type="page"/>
